--- a/proposal/Research_Proposal_RoomScheduling_CY2027.docx
+++ b/proposal/Research_Proposal_RoomScheduling_CY2027.docx
@@ -1984,7 +1984,7 @@
           <w:sz w:val="22"/>
           <w:szCs w:val="22"/>
         </w:rPr>
-        <w:t xml:space="preserve">This project proposes the design, development, and pilot deployment of a Room Scheduling Optimization System for the DEE: a genetic-algorithm-based scheduling engine, delivered as a web-based application, that automatically assigns rooms, time slots, and faculty to every lecture and laboratory session for a target semester. The system encodes the scheduling problem as a permutation of tasks, decodes each candidate ordering into a conflict-free timetable through a deterministic greedy placement procedure, and evolves better orderings across generations using tournament selection, order crossover, and swap mutation, guided by a multi-objective fitness function that rewards full session placement, tighter room utilization, protected faculty break periods, and fewer Friday sessions. Rather than merely finding *any* feasible schedule, the goal is to consistently produce a *good* one — one that packs rooms efficiently, respects faculty scheduling preferences, and surfaces any subjects that could not be placed as specific, actionable Room, Faculty, or Regular-Student conflict groups rather than a silent failure.</w:t>
+        <w:t xml:space="preserve">This project proposes the design, development, and pilot deployment of a Room Scheduling Optimization System for the DEE: a genetic-algorithm-based scheduling engine, delivered as a web-based application, that automatically assigns rooms, time slots, and faculty to every lecture and laboratory session for a target semester. The system encodes the scheduling problem as a permutation of tasks, decodes each candidate ordering into a conflict-free timetable through a deterministic greedy placement procedure, and evolves better orderings across generations using tournament selection, order crossover, and swap mutation, guided by a multi-objective fitness function that rewards full session placement, tighter room utilization, protected faculty break periods, and fewer Friday sessions. Rather than merely finding *any* feasible schedule, the goal is to consistently produce a *good* one — one that packs rooms efficiently, respects faculty scheduling preferences, and surfaces any subjects that could not be placed as specific, actionable Room, Faculty, or Regular-Student conflict groups rather than a silent failure. Since this proposal was first drafted, the deployed prototype has already grown to also enforce a Fixed Schedule of previously-decided sessions as a hard constraint (so one semester's finished, hand-adjusted timetable can seed the next semester's starting constraints), apply administrator-set Priority Room and faculty teaching-load soft preferences, and support an independently configurable Number of Blocks per degree program.</w:t>
       </w:r>
     </w:p>
     <w:p>
@@ -2220,7 +2220,7 @@
           <w:sz w:val="22"/>
           <w:szCs w:val="22"/>
         </w:rPr>
-        <w:t xml:space="preserve">3. Develop a web-based scheduling management application implementing the optimization engine, covering room/subject/faculty data management, prospectus import (CSV and PDF), and printable/exportable schedule views.</w:t>
+        <w:t xml:space="preserve">3. Develop a web-based scheduling management application implementing the optimization engine, covering room/subject/faculty data management, prospectus import (CSV and PDF), printable/exportable schedule views, a Fixed Schedule mechanism for carrying a finalized semester's timetable forward as the next semester's starting constraints, and lightweight app-usage monitoring for ongoing functionality testing.</w:t>
       </w:r>
     </w:p>
     <w:p>
@@ -2621,6 +2621,24 @@
           <w:szCs w:val="22"/>
         </w:rPr>
         <w:t xml:space="preserve">•  Build Room Timetable, Faculty Schedule, Regular-Student Schedule, and List View outputs, each printable and CSV-exportable.</w:t>
+      </w:r>
+    </w:p>
+    <w:p>
+      <w:pPr>
+        <w:spacing w:after="60" w:before="0" w:line="276"/>
+        <w:ind w:left="500"/>
+      </w:pPr>
+      <w:r>
+        <w:rPr>
+          <w:rFonts w:ascii="Times New Roman" w:cs="Times New Roman" w:eastAsia="Times New Roman" w:hAnsi="Times New Roman"/>
+          <w:b w:val="false"/>
+          <w:bCs w:val="false"/>
+          <w:i w:val="false"/>
+          <w:iCs w:val="false"/>
+          <w:sz w:val="22"/>
+          <w:szCs w:val="22"/>
+        </w:rPr>
+        <w:t xml:space="preserve">•  Add a Fixed Schedule tab for locking in already-decided sessions as hard constraints, a faculty Admin/Research Load Units field with a soft teaching-load-based faculty preference, per-room Priority Subjects, and a usage-monitoring dashboard for app-functionality testing.</w:t>
       </w:r>
     </w:p>
     <w:p>
@@ -3357,7 +3375,7 @@
           <w:sz w:val="22"/>
           <w:szCs w:val="22"/>
         </w:rPr>
-        <w:t xml:space="preserve">This system's constraint set — room/faculty availability, room-type matching, shared-room usage caps, paired-day scheduling for split lecture sessions, and regular-student cohort conflict-checking — was designed around the DEE's specific scheduling practices. Applying it to another department or college would require reviewing and reconfiguring these constraints to match that unit's own rules and conventions.</w:t>
+        <w:t xml:space="preserve">This system's constraint set — room/faculty availability, room-type matching, shared-room usage caps, paired-day scheduling for split lecture sessions, a Fixed Schedule hard constraint for already-decided sessions, Priority Room and faculty teaching-load soft preferences, and regular-student cohort conflict-checking — was designed around the DEE's specific scheduling practices. Applying it to another department or college would require reviewing and reconfiguring these constraints to match that unit's own rules and conventions.</w:t>
       </w:r>
     </w:p>
     <w:p>
